--- a/data/modelos/modelo_cotizacion.docx
+++ b/data/modelos/modelo_cotizacion.docx
@@ -298,7 +298,7 @@
           <w:szCs w:val="24"/>
           <w:lang w:val="es-ES" w:eastAsia="es-ES"/>
         </w:rPr>
-        <w:t>27 de febrero de 2026</w:t>
+        <w:t>29 de marzo de 2026</w:t>
       </w:r>
       <w:r>
         <w:rPr>
@@ -762,27 +762,6 @@
         </w:rPr>
         <w:br/>
       </w:r>
-      <w:r>
-        <w:rPr>
-          <w:rFonts w:ascii="Garamond" w:eastAsia="Times New Roman" w:hAnsi="Garamond" w:cs="Adobe Devanagari"/>
-          <w:sz w:val="24"/>
-          <w:szCs w:val="24"/>
-          <w:lang w:val="pt-BR" w:eastAsia="es-ES"/>
-        </w:rPr>
-        <w:br/>
-      </w:r>
-    </w:p>
-    <w:p>
-      <w:pPr>
-        <w:spacing w:after="0" w:line="240" w:lineRule="auto"/>
-        <w:jc w:val="both"/>
-        <w:rPr>
-          <w:rFonts w:ascii="Garamond" w:eastAsia="Times New Roman" w:hAnsi="Garamond" w:cs="Adobe Devanagari"/>
-          <w:sz w:val="24"/>
-          <w:szCs w:val="24"/>
-          <w:lang w:val="pt-BR" w:eastAsia="es-ES"/>
-        </w:rPr>
-      </w:pPr>
       <w:r>
         <w:rPr>
           <w:rFonts w:ascii="Garamond" w:eastAsia="Times New Roman" w:hAnsi="Garamond" w:cs="Adobe Devanagari"/>
